--- a/Наладчик контрольно-измерительных приборов и автоматики/профессиональной подготовки 14919 Наладчик контрольно-измерительных приборов и автоматики/Лекции ОП.01. Охрана труда, электробезопасность, пожарная и экологическая безопасность.docx
+++ b/Наладчик контрольно-измерительных приборов и автоматики/профессиональной подготовки 14919 Наладчик контрольно-измерительных приборов и автоматики/Лекции ОП.01. Охрана труда, электробезопасность, пожарная и экологическая безопасность.docx
@@ -252,6 +252,254 @@
           <w:sz w:val="28"/>
         </w:rPr>
         <w:t>При наладочных работах на действующем объекте необходимо оформить наряд-допуск, определить границы опасной зоны и назначить ответственного руководителя работ. Наладчик КИПиА должен быть проинструктирован о конкретных опасностях на рабочем месте и знать пути эвакуации при возникновении аварийной ситуации.</w:t>
+      </w:r>
+    </w:p>
+    <w:p/>
+    <w:tbl>
+      <w:tblPr>
+        <w:tblStyle w:val="TableGrid"/>
+        <w:tblW w:type="auto" w:w="0"/>
+        <w:tblLook w:firstColumn="1" w:firstRow="1" w:lastColumn="0" w:lastRow="0" w:noHBand="0" w:noVBand="1" w:val="04A0"/>
+      </w:tblPr>
+      <w:tblGrid>
+        <w:gridCol w:w="2880"/>
+        <w:gridCol w:w="2880"/>
+        <w:gridCol w:w="2880"/>
+      </w:tblGrid>
+      <w:tr>
+        <w:tc>
+          <w:tcPr>
+            <w:tcW w:type="dxa" w:w="2880"/>
+            <w:shd w:fill="4472C4"/>
+          </w:tcPr>
+          <w:p>
+            <w:pPr>
+              <w:jc w:val="center"/>
+            </w:pPr>
+            <w:r>
+              <w:rPr>
+                <w:b/>
+                <w:color w:val="FFFFFF"/>
+                <w:sz w:val="20"/>
+              </w:rPr>
+              <w:t>Класс условий труда</w:t>
+            </w:r>
+          </w:p>
+        </w:tc>
+        <w:tc>
+          <w:tcPr>
+            <w:tcW w:type="dxa" w:w="2880"/>
+            <w:shd w:fill="4472C4"/>
+          </w:tcPr>
+          <w:p>
+            <w:pPr>
+              <w:jc w:val="center"/>
+            </w:pPr>
+            <w:r>
+              <w:rPr>
+                <w:b/>
+                <w:color w:val="FFFFFF"/>
+                <w:sz w:val="20"/>
+              </w:rPr>
+              <w:t>Характеристика</w:t>
+            </w:r>
+          </w:p>
+        </w:tc>
+        <w:tc>
+          <w:tcPr>
+            <w:tcW w:type="dxa" w:w="2880"/>
+            <w:shd w:fill="4472C4"/>
+          </w:tcPr>
+          <w:p>
+            <w:pPr>
+              <w:jc w:val="center"/>
+            </w:pPr>
+            <w:r>
+              <w:rPr>
+                <w:b/>
+                <w:color w:val="FFFFFF"/>
+                <w:sz w:val="20"/>
+              </w:rPr>
+              <w:t>Примеры для наладчика КИПиА</w:t>
+            </w:r>
+          </w:p>
+        </w:tc>
+      </w:tr>
+      <w:tr>
+        <w:tc>
+          <w:tcPr>
+            <w:tcW w:type="dxa" w:w="2880"/>
+          </w:tcPr>
+          <w:p>
+            <w:r>
+              <w:rPr>
+                <w:sz w:val="20"/>
+              </w:rPr>
+              <w:t>Оптимальный (1)</w:t>
+            </w:r>
+          </w:p>
+        </w:tc>
+        <w:tc>
+          <w:tcPr>
+            <w:tcW w:type="dxa" w:w="2880"/>
+          </w:tcPr>
+          <w:p>
+            <w:r>
+              <w:rPr>
+                <w:sz w:val="20"/>
+              </w:rPr>
+              <w:t>Сохранение здоровья работника</w:t>
+            </w:r>
+          </w:p>
+        </w:tc>
+        <w:tc>
+          <w:tcPr>
+            <w:tcW w:type="dxa" w:w="2880"/>
+          </w:tcPr>
+          <w:p>
+            <w:r>
+              <w:rPr>
+                <w:sz w:val="20"/>
+              </w:rPr>
+              <w:t>Наладка приборов в чистом сухом помещении</w:t>
+            </w:r>
+          </w:p>
+        </w:tc>
+      </w:tr>
+      <w:tr>
+        <w:tc>
+          <w:tcPr>
+            <w:tcW w:type="dxa" w:w="2880"/>
+          </w:tcPr>
+          <w:p>
+            <w:r>
+              <w:rPr>
+                <w:sz w:val="20"/>
+              </w:rPr>
+              <w:t>Допустимый (2)</w:t>
+            </w:r>
+          </w:p>
+        </w:tc>
+        <w:tc>
+          <w:tcPr>
+            <w:tcW w:type="dxa" w:w="2880"/>
+          </w:tcPr>
+          <w:p>
+            <w:r>
+              <w:rPr>
+                <w:sz w:val="20"/>
+              </w:rPr>
+              <w:t>Не оказывает вредного воздействия</w:t>
+            </w:r>
+          </w:p>
+        </w:tc>
+        <w:tc>
+          <w:tcPr>
+            <w:tcW w:type="dxa" w:w="2880"/>
+          </w:tcPr>
+          <w:p>
+            <w:r>
+              <w:rPr>
+                <w:sz w:val="20"/>
+              </w:rPr>
+              <w:t>Кратковременные работы в помещении с шумом до 80 дБ</w:t>
+            </w:r>
+          </w:p>
+        </w:tc>
+      </w:tr>
+      <w:tr>
+        <w:tc>
+          <w:tcPr>
+            <w:tcW w:type="dxa" w:w="2880"/>
+          </w:tcPr>
+          <w:p>
+            <w:r>
+              <w:rPr>
+                <w:sz w:val="20"/>
+              </w:rPr>
+              <w:t>Вредный (3)</w:t>
+            </w:r>
+          </w:p>
+        </w:tc>
+        <w:tc>
+          <w:tcPr>
+            <w:tcW w:type="dxa" w:w="2880"/>
+          </w:tcPr>
+          <w:p>
+            <w:r>
+              <w:rPr>
+                <w:sz w:val="20"/>
+              </w:rPr>
+              <w:t>Воздействие вредных факторов</w:t>
+            </w:r>
+          </w:p>
+        </w:tc>
+        <w:tc>
+          <w:tcPr>
+            <w:tcW w:type="dxa" w:w="2880"/>
+          </w:tcPr>
+          <w:p>
+            <w:r>
+              <w:rPr>
+                <w:sz w:val="20"/>
+              </w:rPr>
+              <w:t>Работа с агрессивными средами, повышенная температура</w:t>
+            </w:r>
+          </w:p>
+        </w:tc>
+      </w:tr>
+      <w:tr>
+        <w:tc>
+          <w:tcPr>
+            <w:tcW w:type="dxa" w:w="2880"/>
+          </w:tcPr>
+          <w:p>
+            <w:r>
+              <w:rPr>
+                <w:sz w:val="20"/>
+              </w:rPr>
+              <w:t>Опасный (4)</w:t>
+            </w:r>
+          </w:p>
+        </w:tc>
+        <w:tc>
+          <w:tcPr>
+            <w:tcW w:type="dxa" w:w="2880"/>
+          </w:tcPr>
+          <w:p>
+            <w:r>
+              <w:rPr>
+                <w:sz w:val="20"/>
+              </w:rPr>
+              <w:t>Угроза жизни и здоровью</w:t>
+            </w:r>
+          </w:p>
+        </w:tc>
+        <w:tc>
+          <w:tcPr>
+            <w:tcW w:type="dxa" w:w="2880"/>
+          </w:tcPr>
+          <w:p>
+            <w:r>
+              <w:rPr>
+                <w:sz w:val="20"/>
+              </w:rPr>
+              <w:t>Работа под напряжением, во взрывоопасных зонах</w:t>
+            </w:r>
+          </w:p>
+        </w:tc>
+      </w:tr>
+    </w:tbl>
+    <w:p>
+      <w:pPr>
+        <w:jc w:val="center"/>
+      </w:pPr>
+      <w:r>
+        <w:rPr>
+          <w:i/>
+          <w:sz w:val="18"/>
+        </w:rPr>
+        <w:t>Таблица 1. Классификация условий труда по степени вредности и опасности</w:t>
       </w:r>
     </w:p>
     <w:p>
@@ -861,6 +1109,7 @@
         <w:t>При поражении электрическим током необходимо: освободить пострадавшего от действия тока (отключив напряжение или отделив его от токоведущих частей с использованием изолирующих средств), вызвать скорую помощь, при отсутствии дыхания и пульса — приступить к сердечно-лёгочной реанимации. Реанимационные мероприятия проводятся до прибытия медицинских работников или восстановления жизненных функций.</w:t>
       </w:r>
     </w:p>
+    <w:p/>
     <w:p>
       <w:pPr>
         <w:spacing w:after="40" w:line="360" w:lineRule="auto"/>
@@ -874,6 +1123,346 @@
           <w:sz w:val="28"/>
         </w:rPr>
         <w:t>При химическом заражении (разлив кислот, щелочей, ртути) необходимо: эвакуировать персонал из опасной зоны, оградить место разлива, использовать средства химической защиты, организовать нейтрализацию и уборку загрязнения. Наладчик КИПиА должен знать расположение аварийных выходов, телефоны экстренных служб и места расположения средств пожаротушения и первой помощи на каждом объекте, где проводятся наладочные работы.</w:t>
+      </w:r>
+    </w:p>
+    <w:tbl>
+      <w:tblPr>
+        <w:tblStyle w:val="TableGrid"/>
+        <w:tblW w:type="auto" w:w="0"/>
+        <w:tblLook w:firstColumn="1" w:firstRow="1" w:lastColumn="0" w:lastRow="0" w:noHBand="0" w:noVBand="1" w:val="04A0"/>
+      </w:tblPr>
+      <w:tblGrid>
+        <w:gridCol w:w="2880"/>
+        <w:gridCol w:w="2880"/>
+        <w:gridCol w:w="2880"/>
+      </w:tblGrid>
+      <w:tr>
+        <w:tc>
+          <w:tcPr>
+            <w:tcW w:type="dxa" w:w="2880"/>
+            <w:shd w:fill="4472C4"/>
+          </w:tcPr>
+          <w:p>
+            <w:pPr>
+              <w:jc w:val="center"/>
+            </w:pPr>
+            <w:r>
+              <w:rPr>
+                <w:b/>
+                <w:color w:val="FFFFFF"/>
+                <w:sz w:val="20"/>
+              </w:rPr>
+              <w:t>Средство защиты</w:t>
+            </w:r>
+          </w:p>
+        </w:tc>
+        <w:tc>
+          <w:tcPr>
+            <w:tcW w:type="dxa" w:w="2880"/>
+            <w:shd w:fill="4472C4"/>
+          </w:tcPr>
+          <w:p>
+            <w:pPr>
+              <w:jc w:val="center"/>
+            </w:pPr>
+            <w:r>
+              <w:rPr>
+                <w:b/>
+                <w:color w:val="FFFFFF"/>
+                <w:sz w:val="20"/>
+              </w:rPr>
+              <w:t>Тип/Класс</w:t>
+            </w:r>
+          </w:p>
+        </w:tc>
+        <w:tc>
+          <w:tcPr>
+            <w:tcW w:type="dxa" w:w="2880"/>
+            <w:shd w:fill="4472C4"/>
+          </w:tcPr>
+          <w:p>
+            <w:pPr>
+              <w:jc w:val="center"/>
+            </w:pPr>
+            <w:r>
+              <w:rPr>
+                <w:b/>
+                <w:color w:val="FFFFFF"/>
+                <w:sz w:val="20"/>
+              </w:rPr>
+              <w:t>Область применения при наладке КИПиА</w:t>
+            </w:r>
+          </w:p>
+        </w:tc>
+      </w:tr>
+      <w:tr>
+        <w:tc>
+          <w:tcPr>
+            <w:tcW w:type="dxa" w:w="2880"/>
+          </w:tcPr>
+          <w:p>
+            <w:r>
+              <w:rPr>
+                <w:sz w:val="20"/>
+              </w:rPr>
+              <w:t>Диэлектрические перчатки</w:t>
+            </w:r>
+          </w:p>
+        </w:tc>
+        <w:tc>
+          <w:tcPr>
+            <w:tcW w:type="dxa" w:w="2880"/>
+          </w:tcPr>
+          <w:p>
+            <w:r>
+              <w:rPr>
+                <w:sz w:val="20"/>
+              </w:rPr>
+              <w:t>Класс 00 (500 В)</w:t>
+            </w:r>
+          </w:p>
+        </w:tc>
+        <w:tc>
+          <w:tcPr>
+            <w:tcW w:type="dxa" w:w="2880"/>
+          </w:tcPr>
+          <w:p>
+            <w:r>
+              <w:rPr>
+                <w:sz w:val="20"/>
+              </w:rPr>
+              <w:t>Работа с приборами под напряжением до 500 В</w:t>
+            </w:r>
+          </w:p>
+        </w:tc>
+      </w:tr>
+      <w:tr>
+        <w:tc>
+          <w:tcPr>
+            <w:tcW w:type="dxa" w:w="2880"/>
+          </w:tcPr>
+          <w:p>
+            <w:r>
+              <w:rPr>
+                <w:sz w:val="20"/>
+              </w:rPr>
+              <w:t>Диэлектрические боты</w:t>
+            </w:r>
+          </w:p>
+        </w:tc>
+        <w:tc>
+          <w:tcPr>
+            <w:tcW w:type="dxa" w:w="2880"/>
+          </w:tcPr>
+          <w:p>
+            <w:r>
+              <w:rPr>
+                <w:sz w:val="20"/>
+              </w:rPr>
+              <w:t>Класс 0 (1000 В)</w:t>
+            </w:r>
+          </w:p>
+        </w:tc>
+        <w:tc>
+          <w:tcPr>
+            <w:tcW w:type="dxa" w:w="2880"/>
+          </w:tcPr>
+          <w:p>
+            <w:r>
+              <w:rPr>
+                <w:sz w:val="20"/>
+              </w:rPr>
+              <w:t>Работа в помещениях с электробезопасностью</w:t>
+            </w:r>
+          </w:p>
+        </w:tc>
+      </w:tr>
+      <w:tr>
+        <w:tc>
+          <w:tcPr>
+            <w:tcW w:type="dxa" w:w="2880"/>
+          </w:tcPr>
+          <w:p>
+            <w:r>
+              <w:rPr>
+                <w:sz w:val="20"/>
+              </w:rPr>
+              <w:t>Защитные очки</w:t>
+            </w:r>
+          </w:p>
+        </w:tc>
+        <w:tc>
+          <w:tcPr>
+            <w:tcW w:type="dxa" w:w="2880"/>
+          </w:tcPr>
+          <w:p>
+            <w:r>
+              <w:rPr>
+                <w:sz w:val="20"/>
+              </w:rPr>
+              <w:t>ГОСТ 12.4.253</w:t>
+            </w:r>
+          </w:p>
+        </w:tc>
+        <w:tc>
+          <w:tcPr>
+            <w:tcW w:type="dxa" w:w="2880"/>
+          </w:tcPr>
+          <w:p>
+            <w:r>
+              <w:rPr>
+                <w:sz w:val="20"/>
+              </w:rPr>
+              <w:t>Защита глаз при пайке, резке, сварке</w:t>
+            </w:r>
+          </w:p>
+        </w:tc>
+      </w:tr>
+      <w:tr>
+        <w:tc>
+          <w:tcPr>
+            <w:tcW w:type="dxa" w:w="2880"/>
+          </w:tcPr>
+          <w:p>
+            <w:r>
+              <w:rPr>
+                <w:sz w:val="20"/>
+              </w:rPr>
+              <w:t>Респиратор</w:t>
+            </w:r>
+          </w:p>
+        </w:tc>
+        <w:tc>
+          <w:tcPr>
+            <w:tcW w:type="dxa" w:w="2880"/>
+          </w:tcPr>
+          <w:p>
+            <w:r>
+              <w:rPr>
+                <w:sz w:val="20"/>
+              </w:rPr>
+              <w:t>Ф-62Ш, РУ-60М</w:t>
+            </w:r>
+          </w:p>
+        </w:tc>
+        <w:tc>
+          <w:tcPr>
+            <w:tcW w:type="dxa" w:w="2880"/>
+          </w:tcPr>
+          <w:p>
+            <w:r>
+              <w:rPr>
+                <w:sz w:val="20"/>
+              </w:rPr>
+              <w:t>Работа с пылью, парами кислот и щелочей</w:t>
+            </w:r>
+          </w:p>
+        </w:tc>
+      </w:tr>
+      <w:tr>
+        <w:tc>
+          <w:tcPr>
+            <w:tcW w:type="dxa" w:w="2880"/>
+          </w:tcPr>
+          <w:p>
+            <w:r>
+              <w:rPr>
+                <w:sz w:val="20"/>
+              </w:rPr>
+              <w:t>Каска защитная</w:t>
+            </w:r>
+          </w:p>
+        </w:tc>
+        <w:tc>
+          <w:tcPr>
+            <w:tcW w:type="dxa" w:w="2880"/>
+          </w:tcPr>
+          <w:p>
+            <w:r>
+              <w:rPr>
+                <w:sz w:val="20"/>
+              </w:rPr>
+              <w:t>ГОСТ 12.4.128</w:t>
+            </w:r>
+          </w:p>
+        </w:tc>
+        <w:tc>
+          <w:tcPr>
+            <w:tcW w:type="dxa" w:w="2880"/>
+          </w:tcPr>
+          <w:p>
+            <w:r>
+              <w:rPr>
+                <w:sz w:val="20"/>
+              </w:rPr>
+              <w:t>Работа на высоте, в зоне перемещения грузов</w:t>
+            </w:r>
+          </w:p>
+        </w:tc>
+      </w:tr>
+    </w:tbl>
+    <w:p>
+      <w:pPr>
+        <w:jc w:val="center"/>
+      </w:pPr>
+      <w:r>
+        <w:rPr>
+          <w:i/>
+          <w:sz w:val="18"/>
+        </w:rPr>
+        <w:t>Таблица 2. Средства индивидуальной защиты наладчика КИПиА</w:t>
+      </w:r>
+    </w:p>
+    <w:p/>
+    <w:p>
+      <w:pPr>
+        <w:jc w:val="center"/>
+      </w:pPr>
+      <w:r>
+        <w:drawing>
+          <wp:inline xmlns:a="http://schemas.openxmlformats.org/drawingml/2006/main" xmlns:pic="http://schemas.openxmlformats.org/drawingml/2006/picture">
+            <wp:extent cx="4572000" cy="4561691"/>
+            <wp:docPr id="2" name="Picture 2"/>
+            <wp:cNvGraphicFramePr>
+              <a:graphicFrameLocks noChangeAspect="1"/>
+            </wp:cNvGraphicFramePr>
+            <a:graphic>
+              <a:graphicData uri="http://schemas.openxmlformats.org/drawingml/2006/picture">
+                <pic:pic>
+                  <pic:nvPicPr>
+                    <pic:cNvPr id="0" name="op_01_injury_causes.png"/>
+                    <pic:cNvPicPr/>
+                  </pic:nvPicPr>
+                  <pic:blipFill>
+                    <a:blip r:embed="rId9"/>
+                    <a:stretch>
+                      <a:fillRect/>
+                    </a:stretch>
+                  </pic:blipFill>
+                  <pic:spPr>
+                    <a:xfrm>
+                      <a:off x="0" y="0"/>
+                      <a:ext cx="4572000" cy="4561691"/>
+                    </a:xfrm>
+                    <a:prstGeom prst="rect"/>
+                  </pic:spPr>
+                </pic:pic>
+              </a:graphicData>
+            </a:graphic>
+          </wp:inline>
+        </w:drawing>
+      </w:r>
+    </w:p>
+    <w:p>
+      <w:pPr>
+        <w:jc w:val="center"/>
+      </w:pPr>
+      <w:r>
+        <w:rPr>
+          <w:i/>
+          <w:sz w:val="18"/>
+        </w:rPr>
+        <w:t>Рисунок 1. Причины производственного травматизма при наладке КИПиА</w:t>
       </w:r>
     </w:p>
     <w:p>
